--- a/C#Files/DatesAndStrings/DatesAndStringsExercises.docx
+++ b/C#Files/DatesAndStrings/DatesAndStringsExercises.docx
@@ -4,13 +4,17 @@
   <w:body>
     <w:p>
       <w:pPr>
+        <w:spacing w:line="300" w:lineRule="atLeast"/>
+      </w:pPr>
+      <w:r>
         <w:rPr>
           <w:b/>
           <w:bCs/>
           <w:sz w:val="36"/>
           <w:szCs w:val="36"/>
         </w:rPr>
-      </w:pPr>
+        <w:t xml:space="preserve">Working with </w:t>
+      </w:r>
       <w:r>
         <w:rPr>
           <w:b/>
@@ -18,7 +22,7 @@
           <w:sz w:val="36"/>
           <w:szCs w:val="36"/>
         </w:rPr>
-        <w:t xml:space="preserve">Working with </w:t>
+        <w:t>Dates and Strings</w:t>
       </w:r>
       <w:r>
         <w:rPr>
@@ -27,7 +31,21 @@
           <w:sz w:val="36"/>
           <w:szCs w:val="36"/>
         </w:rPr>
-        <w:t>Dates and Strings</w:t>
+        <w:br/>
+      </w:r>
+      <w:r>
+        <w:br/>
+      </w:r>
+      <w:r>
+        <w:t xml:space="preserve">Write a separate method for each exercise and call each one from Main. After confirming that a method works correctly, you can comment </w:t>
+      </w:r>
+      <w:proofErr w:type="gramStart"/>
+      <w:r>
+        <w:t>out</w:t>
+      </w:r>
+      <w:proofErr w:type="gramEnd"/>
+      <w:r>
+        <w:t xml:space="preserve"> its call to focus on testing a different method.</w:t>
       </w:r>
     </w:p>
     <w:p>
@@ -37,6 +55,9 @@
           <w:bCs/>
         </w:rPr>
       </w:pPr>
+      <w:r>
+        <w:br/>
+      </w:r>
       <w:r>
         <w:rPr>
           <w:b/>
@@ -146,14 +167,7 @@
           <w:b/>
           <w:bCs/>
         </w:rPr>
-        <w:t xml:space="preserve"> </w:t>
-      </w:r>
-      <w:r>
-        <w:rPr>
-          <w:b/>
-          <w:bCs/>
-        </w:rPr>
-        <w:t>2</w:t>
+        <w:t xml:space="preserve"> 2</w:t>
       </w:r>
       <w:r>
         <w:rPr>
@@ -175,10 +189,7 @@
         <w:t>Prompt the user</w:t>
       </w:r>
       <w:r>
-        <w:t xml:space="preserve"> </w:t>
-      </w:r>
-      <w:r>
-        <w:t>for a date</w:t>
+        <w:t xml:space="preserve"> for a date</w:t>
       </w:r>
       <w:r>
         <w:t>.</w:t>
@@ -238,14 +249,7 @@
           <w:b/>
           <w:bCs/>
         </w:rPr>
-        <w:t xml:space="preserve"> </w:t>
-      </w:r>
-      <w:r>
-        <w:rPr>
-          <w:b/>
-          <w:bCs/>
-        </w:rPr>
-        <w:t>3</w:t>
+        <w:t xml:space="preserve"> 3</w:t>
       </w:r>
       <w:r>
         <w:rPr>
@@ -352,8 +356,10 @@
       <w:r>
         <w:t>.</w:t>
       </w:r>
+      <w:r>
+        <w:br/>
+      </w:r>
     </w:p>
-    <w:p/>
     <w:p>
       <w:pPr>
         <w:rPr>
@@ -373,14 +379,7 @@
           <w:b/>
           <w:bCs/>
         </w:rPr>
-        <w:t xml:space="preserve"> </w:t>
-      </w:r>
-      <w:r>
-        <w:rPr>
-          <w:b/>
-          <w:bCs/>
-        </w:rPr>
-        <w:t>4</w:t>
+        <w:t xml:space="preserve"> 4</w:t>
       </w:r>
       <w:r>
         <w:rPr>
@@ -434,8 +433,10 @@
       <w:r>
         <w:t xml:space="preserve"> o"</w:t>
       </w:r>
+      <w:r>
+        <w:br/>
+      </w:r>
     </w:p>
-    <w:p/>
     <w:p>
       <w:pPr>
         <w:rPr>
@@ -455,14 +456,7 @@
           <w:b/>
           <w:bCs/>
         </w:rPr>
-        <w:t xml:space="preserve"> </w:t>
-      </w:r>
-      <w:r>
-        <w:rPr>
-          <w:b/>
-          <w:bCs/>
-        </w:rPr>
-        <w:t>5</w:t>
+        <w:t xml:space="preserve"> 5</w:t>
       </w:r>
       <w:r>
         <w:rPr>
@@ -576,21 +570,6 @@
           <w:b/>
           <w:bCs/>
         </w:rPr>
-        <w:br w:type="page"/>
-      </w:r>
-    </w:p>
-    <w:p>
-      <w:pPr>
-        <w:rPr>
-          <w:b/>
-          <w:bCs/>
-        </w:rPr>
-      </w:pPr>
-      <w:r>
-        <w:rPr>
-          <w:b/>
-          <w:bCs/>
-        </w:rPr>
         <w:lastRenderedPageBreak/>
         <w:t>Exercise</w:t>
       </w:r>
@@ -599,14 +578,7 @@
           <w:b/>
           <w:bCs/>
         </w:rPr>
-        <w:t xml:space="preserve"> </w:t>
-      </w:r>
-      <w:r>
-        <w:rPr>
-          <w:b/>
-          <w:bCs/>
-        </w:rPr>
-        <w:t>6</w:t>
+        <w:t xml:space="preserve"> 6</w:t>
       </w:r>
       <w:r>
         <w:rPr>
@@ -4107,6 +4079,7 @@
   <w:style w:type="character" w:default="1" w:styleId="DefaultParagraphFont">
     <w:name w:val="Default Paragraph Font"/>
     <w:uiPriority w:val="1"/>
+    <w:semiHidden/>
     <w:unhideWhenUsed/>
   </w:style>
   <w:style w:type="table" w:default="1" w:styleId="TableNormal">
